--- a/app/assets/offer_preparation_template.docx
+++ b/app/assets/offer_preparation_template.docx
@@ -16,14 +16,12 @@
         </w:rPr>
         <w:t>{{</w:t>
       </w:r>
-      <w:proofErr w:type="spellStart"/>
       <w:r>
         <w:rPr>
           <w:lang w:val="en-US"/>
         </w:rPr>
         <w:t>created_at</w:t>
       </w:r>
-      <w:proofErr w:type="spellEnd"/>
       <w:r>
         <w:rPr>
           <w:lang w:val="en-US"/>
@@ -125,27 +123,7 @@
                 <w:color w:val="046EAF" w:themeColor="accent1"/>
                 <w:lang w:val="en-US"/>
               </w:rPr>
-              <w:t>{{</w:t>
-            </w:r>
-            <w:proofErr w:type="spellStart"/>
-            <w:r>
-              <w:rPr>
-                <w:b/>
-                <w:bCs/>
-                <w:color w:val="046EAF" w:themeColor="accent1"/>
-                <w:lang w:val="en-US"/>
-              </w:rPr>
-              <w:t>customer_name</w:t>
-            </w:r>
-            <w:proofErr w:type="spellEnd"/>
-            <w:r>
-              <w:rPr>
-                <w:b/>
-                <w:bCs/>
-                <w:color w:val="046EAF" w:themeColor="accent1"/>
-                <w:lang w:val="en-US"/>
-              </w:rPr>
-              <w:t>}}</w:t>
+              <w:t>{{customer_name}}</w:t>
             </w:r>
           </w:p>
         </w:tc>
@@ -204,23 +182,7 @@
                 <w:color w:val="0E4E78" w:themeColor="accent5"/>
                 <w:lang w:val="en-US"/>
               </w:rPr>
-              <w:t>{{</w:t>
-            </w:r>
-            <w:proofErr w:type="spellStart"/>
-            <w:r>
-              <w:rPr>
-                <w:color w:val="0E4E78" w:themeColor="accent5"/>
-                <w:lang w:val="en-US"/>
-              </w:rPr>
-              <w:t>created_by_name</w:t>
-            </w:r>
-            <w:proofErr w:type="spellEnd"/>
-            <w:r>
-              <w:rPr>
-                <w:color w:val="0E4E78" w:themeColor="accent5"/>
-                <w:lang w:val="en-US"/>
-              </w:rPr>
-              <w:t>}}</w:t>
+              <w:t>{{created_by_name}}</w:t>
             </w:r>
           </w:p>
         </w:tc>
@@ -263,27 +225,7 @@
                 <w:color w:val="0E4E78" w:themeColor="accent5"/>
                 <w:lang w:val="en-US"/>
               </w:rPr>
-              <w:t>{{</w:t>
-            </w:r>
-            <w:proofErr w:type="spellStart"/>
-            <w:r>
-              <w:rPr>
-                <w:b/>
-                <w:bCs/>
-                <w:color w:val="0E4E78" w:themeColor="accent5"/>
-                <w:lang w:val="en-US"/>
-              </w:rPr>
-              <w:t>contact_name</w:t>
-            </w:r>
-            <w:proofErr w:type="spellEnd"/>
-            <w:r>
-              <w:rPr>
-                <w:b/>
-                <w:bCs/>
-                <w:color w:val="0E4E78" w:themeColor="accent5"/>
-                <w:lang w:val="en-US"/>
-              </w:rPr>
-              <w:t>}}</w:t>
+              <w:t>{{contact_name}}</w:t>
             </w:r>
           </w:p>
         </w:tc>
@@ -297,7 +239,6 @@
           <w:lang w:val="en-US"/>
         </w:rPr>
       </w:pPr>
-      <w:proofErr w:type="gramStart"/>
       <w:r>
         <w:rPr>
           <w:color w:val="0E4E78" w:themeColor="accent5"/>
@@ -317,14 +258,36 @@
           <w:color w:val="0E4E78" w:themeColor="accent5"/>
           <w:lang w:val="en-US"/>
         </w:rPr>
-        <w:t>:</w:t>
-      </w:r>
-      <w:proofErr w:type="gramEnd"/>
+        <w:t xml:space="preserve">: </w:t>
+      </w:r>
       <w:r>
         <w:rPr>
           <w:color w:val="0E4E78" w:themeColor="accent5"/>
           <w:lang w:val="en-US"/>
         </w:rPr>
+        <w:t>{{created_by_phone}}</w:t>
+      </w:r>
+    </w:p>
+    <w:p>
+      <w:pPr>
+        <w:spacing w:before="0" w:after="0" w:line="240" w:lineRule="auto"/>
+        <w:rPr>
+          <w:color w:val="0E4E78" w:themeColor="accent5"/>
+          <w:lang w:val="en-US"/>
+        </w:rPr>
+      </w:pPr>
+      <w:r>
+        <w:rPr>
+          <w:color w:val="0E4E78" w:themeColor="accent5"/>
+          <w:lang w:val="en-US"/>
+        </w:rPr>
+        <w:t>E-mail :</w:t>
+      </w:r>
+      <w:r>
+        <w:rPr>
+          <w:color w:val="0E4E78" w:themeColor="accent5"/>
+          <w:lang w:val="en-US"/>
+        </w:rPr>
         <w:t xml:space="preserve"> </w:t>
       </w:r>
       <w:r>
@@ -332,71 +295,7 @@
           <w:color w:val="0E4E78" w:themeColor="accent5"/>
           <w:lang w:val="en-US"/>
         </w:rPr>
-        <w:t>{{</w:t>
-      </w:r>
-      <w:proofErr w:type="spellStart"/>
-      <w:r>
-        <w:rPr>
-          <w:color w:val="0E4E78" w:themeColor="accent5"/>
-          <w:lang w:val="en-US"/>
-        </w:rPr>
-        <w:t>created_by_phone</w:t>
-      </w:r>
-      <w:proofErr w:type="spellEnd"/>
-      <w:r>
-        <w:rPr>
-          <w:color w:val="0E4E78" w:themeColor="accent5"/>
-          <w:lang w:val="en-US"/>
-        </w:rPr>
-        <w:t>}}</w:t>
-      </w:r>
-    </w:p>
-    <w:p>
-      <w:pPr>
-        <w:spacing w:before="0" w:after="0" w:line="240" w:lineRule="auto"/>
-        <w:rPr>
-          <w:color w:val="0E4E78" w:themeColor="accent5"/>
-          <w:lang w:val="en-US"/>
-        </w:rPr>
-      </w:pPr>
-      <w:proofErr w:type="gramStart"/>
-      <w:r>
-        <w:rPr>
-          <w:color w:val="0E4E78" w:themeColor="accent5"/>
-          <w:lang w:val="en-US"/>
-        </w:rPr>
-        <w:t>E-mail :</w:t>
-      </w:r>
-      <w:proofErr w:type="gramEnd"/>
-      <w:r>
-        <w:rPr>
-          <w:color w:val="0E4E78" w:themeColor="accent5"/>
-          <w:lang w:val="en-US"/>
-        </w:rPr>
-        <w:t xml:space="preserve"> </w:t>
-      </w:r>
-      <w:r>
-        <w:rPr>
-          <w:color w:val="0E4E78" w:themeColor="accent5"/>
-          <w:lang w:val="en-US"/>
-        </w:rPr>
-        <w:t>{{</w:t>
-      </w:r>
-      <w:proofErr w:type="spellStart"/>
-      <w:r>
-        <w:rPr>
-          <w:color w:val="0E4E78" w:themeColor="accent5"/>
-          <w:lang w:val="en-US"/>
-        </w:rPr>
-        <w:t>created_by_email</w:t>
-      </w:r>
-      <w:proofErr w:type="spellEnd"/>
-      <w:r>
-        <w:rPr>
-          <w:color w:val="0E4E78" w:themeColor="accent5"/>
-          <w:lang w:val="en-US"/>
-        </w:rPr>
-        <w:t>}}</w:t>
+        <w:t>{{created_by_email}}</w:t>
       </w:r>
     </w:p>
     <w:p>
@@ -531,7 +430,6 @@
         </w:rPr>
         <w:t xml:space="preserve">Your reference: </w:t>
       </w:r>
-      <w:proofErr w:type="gramStart"/>
       <w:r>
         <w:rPr>
           <w:rFonts w:ascii="Arial" w:hAnsi="Arial"/>
@@ -550,10 +448,8 @@
           <w:szCs w:val="16"/>
           <w:lang w:val="en-US"/>
         </w:rPr>
-        <w:t>{{</w:t>
-      </w:r>
-      <w:proofErr w:type="spellStart"/>
-      <w:proofErr w:type="gramEnd"/>
+        <w:t>{{project_name}}</w:t>
+      </w:r>
       <w:r>
         <w:rPr>
           <w:rFonts w:ascii="Arial" w:hAnsi="Arial"/>
@@ -562,9 +458,8 @@
           <w:szCs w:val="16"/>
           <w:lang w:val="en-US"/>
         </w:rPr>
-        <w:t>project_name</w:t>
-      </w:r>
-      <w:proofErr w:type="spellEnd"/>
+        <w:t xml:space="preserve"> </w:t>
+      </w:r>
       <w:r>
         <w:rPr>
           <w:rFonts w:ascii="Arial" w:hAnsi="Arial"/>
@@ -573,49 +468,7 @@
           <w:szCs w:val="16"/>
           <w:lang w:val="en-US"/>
         </w:rPr>
-        <w:t>}}</w:t>
-      </w:r>
-      <w:r>
-        <w:rPr>
-          <w:rFonts w:ascii="Arial" w:hAnsi="Arial"/>
-          <w:b/>
-          <w:sz w:val="16"/>
-          <w:szCs w:val="16"/>
-          <w:lang w:val="en-US"/>
-        </w:rPr>
-        <w:t xml:space="preserve"> </w:t>
-      </w:r>
-      <w:r>
-        <w:rPr>
-          <w:rFonts w:ascii="Arial" w:hAnsi="Arial"/>
-          <w:b/>
-          <w:sz w:val="16"/>
-          <w:szCs w:val="16"/>
-          <w:lang w:val="en-US"/>
-        </w:rPr>
-        <w:t>{{</w:t>
-      </w:r>
-      <w:proofErr w:type="spellStart"/>
-      <w:r>
-        <w:rPr>
-          <w:rFonts w:ascii="Arial" w:hAnsi="Arial"/>
-          <w:b/>
-          <w:sz w:val="16"/>
-          <w:szCs w:val="16"/>
-          <w:lang w:val="en-US"/>
-        </w:rPr>
-        <w:t>product_name</w:t>
-      </w:r>
-      <w:proofErr w:type="spellEnd"/>
-      <w:r>
-        <w:rPr>
-          <w:rFonts w:ascii="Arial" w:hAnsi="Arial"/>
-          <w:b/>
-          <w:sz w:val="16"/>
-          <w:szCs w:val="16"/>
-          <w:lang w:val="en-US"/>
-        </w:rPr>
-        <w:t>}}</w:t>
+        <w:t>{{product_name}}</w:t>
       </w:r>
     </w:p>
     <w:p>
@@ -635,30 +488,21 @@
           <w:lang w:val="en-US"/>
         </w:rPr>
       </w:pPr>
-      <w:proofErr w:type="gramStart"/>
       <w:r>
         <w:rPr>
           <w:color w:val="0E4E78" w:themeColor="accent5"/>
           <w:lang w:val="en-US"/>
         </w:rPr>
-        <w:t>Copies :</w:t>
-      </w:r>
-      <w:proofErr w:type="gramEnd"/>
-      <w:r>
+        <w:t xml:space="preserve">Copies : </w:t>
+      </w:r>
+    </w:p>
+    <w:p>
+      <w:pPr>
+        <w:spacing w:before="0" w:after="0" w:line="240" w:lineRule="auto"/>
         <w:rPr>
           <w:color w:val="0E4E78" w:themeColor="accent5"/>
           <w:lang w:val="en-US"/>
         </w:rPr>
-        <w:t xml:space="preserve"> </w:t>
-      </w:r>
-    </w:p>
-    <w:p>
-      <w:pPr>
-        <w:spacing w:before="0" w:after="0" w:line="240" w:lineRule="auto"/>
-        <w:rPr>
-          <w:color w:val="0E4E78" w:themeColor="accent5"/>
-          <w:lang w:val="en-US"/>
-        </w:rPr>
       </w:pPr>
     </w:p>
     <w:p>
@@ -668,19 +512,11 @@
           <w:lang w:val="en-US"/>
         </w:rPr>
       </w:pPr>
-      <w:proofErr w:type="gramStart"/>
-      <w:r>
-        <w:rPr>
-          <w:lang w:val="en-US"/>
-        </w:rPr>
-        <w:t>SUBJECT :</w:t>
-      </w:r>
-      <w:proofErr w:type="gramEnd"/>
-      <w:r>
-        <w:rPr>
-          <w:lang w:val="en-US"/>
-        </w:rPr>
-        <w:t xml:space="preserve"> </w:t>
+      <w:r>
+        <w:rPr>
+          <w:lang w:val="en-US"/>
+        </w:rPr>
+        <w:t xml:space="preserve">SUBJECT : </w:t>
       </w:r>
       <w:r>
         <w:rPr>
@@ -736,248 +572,190 @@
         </w:rPr>
         <w:t>{{</w:t>
       </w:r>
-      <w:proofErr w:type="spellStart"/>
-      <w:r>
-        <w:rPr>
-          <w:rFonts w:ascii="Arial" w:hAnsi="Arial"/>
-          <w:sz w:val="18"/>
-          <w:szCs w:val="14"/>
-          <w:lang w:val="en-US"/>
-        </w:rPr>
-        <w:t>customer_</w:t>
+      <w:r>
+        <w:rPr>
+          <w:rFonts w:ascii="Arial" w:hAnsi="Arial"/>
+          <w:sz w:val="18"/>
+          <w:szCs w:val="14"/>
+          <w:lang w:val="en-US"/>
+        </w:rPr>
+        <w:t>c</w:t>
+      </w:r>
+      <w:r>
+        <w:rPr>
+          <w:rFonts w:ascii="Arial" w:hAnsi="Arial"/>
+          <w:sz w:val="18"/>
+          <w:szCs w:val="14"/>
+          <w:lang w:val="en-US"/>
+        </w:rPr>
+        <w:t>ontact</w:t>
+      </w:r>
+      <w:r>
+        <w:rPr>
+          <w:rFonts w:ascii="Arial" w:hAnsi="Arial"/>
+          <w:sz w:val="18"/>
+          <w:szCs w:val="14"/>
+          <w:lang w:val="en-US"/>
+        </w:rPr>
+        <w:t>_name</w:t>
+      </w:r>
+      <w:r>
+        <w:rPr>
+          <w:rFonts w:ascii="Arial" w:hAnsi="Arial"/>
+          <w:sz w:val="18"/>
+          <w:szCs w:val="14"/>
+          <w:lang w:val="en-US"/>
+        </w:rPr>
+        <w:t>}}</w:t>
+      </w:r>
+      <w:r>
+        <w:rPr>
+          <w:rFonts w:ascii="Arial" w:hAnsi="Arial"/>
+          <w:sz w:val="18"/>
+          <w:szCs w:val="14"/>
+          <w:lang w:val="en-US"/>
+        </w:rPr>
+        <w:t>,</w:t>
+      </w:r>
+    </w:p>
+    <w:p>
+      <w:pPr>
+        <w:rPr>
+          <w:rFonts w:ascii="Arial" w:hAnsi="Arial"/>
+          <w:sz w:val="18"/>
+          <w:szCs w:val="14"/>
+          <w:lang w:val="en-US"/>
+        </w:rPr>
+      </w:pPr>
+      <w:r>
+        <w:rPr>
+          <w:rFonts w:ascii="Arial" w:hAnsi="Arial"/>
+          <w:sz w:val="18"/>
+          <w:szCs w:val="14"/>
+          <w:lang w:val="en-US"/>
+        </w:rPr>
+        <w:t xml:space="preserve">Thank you for your RFQ. We are pleased to submit our commercial offer for the supply of </w:t>
+      </w:r>
+      <w:r>
+        <w:rPr>
+          <w:rFonts w:ascii="Arial" w:hAnsi="Arial"/>
+          <w:b/>
+          <w:bCs/>
+          <w:sz w:val="18"/>
+          <w:szCs w:val="14"/>
+          <w:lang w:val="en-US"/>
+        </w:rPr>
+        <w:t>{{product_name}}</w:t>
+      </w:r>
+      <w:r>
+        <w:rPr>
+          <w:rFonts w:ascii="Arial" w:hAnsi="Arial"/>
+          <w:b/>
+          <w:bCs/>
+          <w:sz w:val="18"/>
+          <w:szCs w:val="14"/>
+          <w:lang w:val="en-US"/>
+        </w:rPr>
+        <w:t xml:space="preserve"> </w:t>
+      </w:r>
+      <w:r>
+        <w:rPr>
+          <w:rFonts w:ascii="Arial" w:hAnsi="Arial"/>
+          <w:b/>
+          <w:bCs/>
+          <w:sz w:val="18"/>
+          <w:szCs w:val="14"/>
+          <w:lang w:val="en-US"/>
+        </w:rPr>
+        <w:t xml:space="preserve">{{project_name}} </w:t>
+      </w:r>
+      <w:r>
+        <w:rPr>
+          <w:rFonts w:ascii="Arial" w:hAnsi="Arial"/>
+          <w:sz w:val="18"/>
+          <w:szCs w:val="14"/>
+          <w:lang w:val="en-US"/>
+        </w:rPr>
+        <w:t>manufactured according to your drawing</w:t>
+      </w:r>
+      <w:r>
+        <w:rPr>
+          <w:rFonts w:ascii="Arial" w:hAnsi="Arial"/>
+          <w:b/>
+          <w:bCs/>
+          <w:sz w:val="18"/>
+          <w:szCs w:val="14"/>
+          <w:lang w:val="en-US"/>
+        </w:rPr>
+        <w:t xml:space="preserve"> </w:t>
+      </w:r>
+      <w:r>
+        <w:rPr>
+          <w:rFonts w:ascii="Arial" w:hAnsi="Arial"/>
+          <w:b/>
+          <w:bCs/>
+          <w:sz w:val="18"/>
+          <w:szCs w:val="14"/>
+          <w:lang w:val="en-US"/>
+        </w:rPr>
+        <w:t>{{customer_pn</w:t>
+      </w:r>
+      <w:r>
+        <w:rPr>
+          <w:rFonts w:ascii="Arial" w:hAnsi="Arial"/>
+          <w:b/>
+          <w:bCs/>
+          <w:sz w:val="18"/>
+          <w:szCs w:val="14"/>
+          <w:lang w:val="en-US"/>
+        </w:rPr>
+        <w:t>}}</w:t>
+      </w:r>
+      <w:r>
+        <w:rPr>
+          <w:rFonts w:ascii="Arial" w:hAnsi="Arial"/>
+          <w:b/>
+          <w:bCs/>
+          <w:sz w:val="18"/>
+          <w:szCs w:val="14"/>
+          <w:lang w:val="en-US"/>
+        </w:rPr>
+        <w:t xml:space="preserve"> </w:t>
+      </w:r>
+      <w:r>
+        <w:rPr>
+          <w:rFonts w:ascii="Arial" w:hAnsi="Arial"/>
+          <w:b/>
+          <w:bCs/>
+          <w:sz w:val="18"/>
+          <w:szCs w:val="14"/>
+          <w:lang w:val="en-US"/>
+        </w:rPr>
+        <w:t>{{</w:t>
+      </w:r>
+      <w:r>
+        <w:rPr>
+          <w:rFonts w:ascii="Arial" w:hAnsi="Arial"/>
+          <w:b/>
+          <w:bCs/>
+          <w:sz w:val="18"/>
+          <w:szCs w:val="14"/>
+          <w:lang w:val="en-US"/>
+        </w:rPr>
+        <w:t>revision_</w:t>
       </w:r>
       <w:proofErr w:type="gramStart"/>
       <w:r>
         <w:rPr>
           <w:rFonts w:ascii="Arial" w:hAnsi="Arial"/>
-          <w:sz w:val="18"/>
-          <w:szCs w:val="14"/>
-          <w:lang w:val="en-US"/>
-        </w:rPr>
-        <w:t>name</w:t>
-      </w:r>
-      <w:proofErr w:type="spellEnd"/>
-      <w:r>
-        <w:rPr>
-          <w:rFonts w:ascii="Arial" w:hAnsi="Arial"/>
-          <w:sz w:val="18"/>
-          <w:szCs w:val="14"/>
-          <w:lang w:val="en-US"/>
-        </w:rPr>
-        <w:t>}}</w:t>
-      </w:r>
-      <w:r>
-        <w:rPr>
-          <w:rFonts w:ascii="Arial" w:hAnsi="Arial"/>
-          <w:sz w:val="18"/>
-          <w:szCs w:val="14"/>
-          <w:lang w:val="en-US"/>
-        </w:rPr>
-        <w:t>,</w:t>
-      </w:r>
-      <w:proofErr w:type="gramEnd"/>
-    </w:p>
-    <w:p>
-      <w:pPr>
-        <w:rPr>
-          <w:rFonts w:ascii="Arial" w:hAnsi="Arial"/>
-          <w:sz w:val="18"/>
-          <w:szCs w:val="14"/>
-          <w:lang w:val="en-US"/>
-        </w:rPr>
-      </w:pPr>
-      <w:r>
-        <w:rPr>
-          <w:rFonts w:ascii="Arial" w:hAnsi="Arial"/>
-          <w:sz w:val="18"/>
-          <w:szCs w:val="14"/>
-          <w:lang w:val="en-US"/>
-        </w:rPr>
-        <w:t xml:space="preserve">Thank you for your RFQ. We are pleased to submit our commercial offer for the supply of </w:t>
-      </w:r>
-      <w:r>
-        <w:rPr>
-          <w:rFonts w:ascii="Arial" w:hAnsi="Arial"/>
           <w:b/>
           <w:bCs/>
           <w:sz w:val="18"/>
           <w:szCs w:val="14"/>
           <w:lang w:val="en-US"/>
         </w:rPr>
-        <w:t>{{</w:t>
-      </w:r>
-      <w:proofErr w:type="spellStart"/>
-      <w:r>
-        <w:rPr>
-          <w:rFonts w:ascii="Arial" w:hAnsi="Arial"/>
-          <w:b/>
-          <w:bCs/>
-          <w:sz w:val="18"/>
-          <w:szCs w:val="14"/>
-          <w:lang w:val="en-US"/>
-        </w:rPr>
-        <w:t>product_name</w:t>
-      </w:r>
-      <w:proofErr w:type="spellEnd"/>
-      <w:r>
-        <w:rPr>
-          <w:rFonts w:ascii="Arial" w:hAnsi="Arial"/>
-          <w:b/>
-          <w:bCs/>
-          <w:sz w:val="18"/>
-          <w:szCs w:val="14"/>
-          <w:lang w:val="en-US"/>
-        </w:rPr>
-        <w:t>}}</w:t>
-      </w:r>
-      <w:r>
-        <w:rPr>
-          <w:rFonts w:ascii="Arial" w:hAnsi="Arial"/>
-          <w:b/>
-          <w:bCs/>
-          <w:sz w:val="18"/>
-          <w:szCs w:val="14"/>
-          <w:lang w:val="en-US"/>
-        </w:rPr>
-        <w:t xml:space="preserve"> </w:t>
-      </w:r>
-      <w:r>
-        <w:rPr>
-          <w:rFonts w:ascii="Arial" w:hAnsi="Arial"/>
-          <w:b/>
-          <w:bCs/>
-          <w:sz w:val="18"/>
-          <w:szCs w:val="14"/>
-          <w:lang w:val="en-US"/>
-        </w:rPr>
-        <w:t>{{</w:t>
-      </w:r>
-      <w:proofErr w:type="spellStart"/>
-      <w:r>
-        <w:rPr>
-          <w:rFonts w:ascii="Arial" w:hAnsi="Arial"/>
-          <w:b/>
-          <w:bCs/>
-          <w:sz w:val="18"/>
-          <w:szCs w:val="14"/>
-          <w:lang w:val="en-US"/>
-        </w:rPr>
-        <w:t>project_name</w:t>
-      </w:r>
-      <w:proofErr w:type="spellEnd"/>
-      <w:r>
-        <w:rPr>
-          <w:rFonts w:ascii="Arial" w:hAnsi="Arial"/>
-          <w:b/>
-          <w:bCs/>
-          <w:sz w:val="18"/>
-          <w:szCs w:val="14"/>
-          <w:lang w:val="en-US"/>
-        </w:rPr>
-        <w:t xml:space="preserve">}} </w:t>
-      </w:r>
-      <w:r>
-        <w:rPr>
-          <w:rFonts w:ascii="Arial" w:hAnsi="Arial"/>
-          <w:sz w:val="18"/>
-          <w:szCs w:val="14"/>
-          <w:lang w:val="en-US"/>
-        </w:rPr>
-        <w:t>manufactured according to your drawing</w:t>
-      </w:r>
-      <w:r>
-        <w:rPr>
-          <w:rFonts w:ascii="Arial" w:hAnsi="Arial"/>
-          <w:b/>
-          <w:bCs/>
-          <w:sz w:val="18"/>
-          <w:szCs w:val="14"/>
-          <w:lang w:val="en-US"/>
-        </w:rPr>
-        <w:t xml:space="preserve"> </w:t>
-      </w:r>
-      <w:r>
-        <w:rPr>
-          <w:rFonts w:ascii="Arial" w:hAnsi="Arial"/>
-          <w:b/>
-          <w:bCs/>
-          <w:sz w:val="18"/>
-          <w:szCs w:val="14"/>
-          <w:lang w:val="en-US"/>
-        </w:rPr>
-        <w:t>{{</w:t>
-      </w:r>
-      <w:proofErr w:type="spellStart"/>
-      <w:r>
-        <w:rPr>
-          <w:rFonts w:ascii="Arial" w:hAnsi="Arial"/>
-          <w:b/>
-          <w:bCs/>
-          <w:sz w:val="18"/>
-          <w:szCs w:val="14"/>
-          <w:lang w:val="en-US"/>
-        </w:rPr>
-        <w:t>customer_pn</w:t>
-      </w:r>
-      <w:proofErr w:type="spellEnd"/>
-      <w:r>
-        <w:rPr>
-          <w:rFonts w:ascii="Arial" w:hAnsi="Arial"/>
-          <w:b/>
-          <w:bCs/>
-          <w:sz w:val="18"/>
-          <w:szCs w:val="14"/>
-          <w:lang w:val="en-US"/>
-        </w:rPr>
-        <w:t>}}</w:t>
-      </w:r>
-      <w:r>
-        <w:rPr>
-          <w:rFonts w:ascii="Arial" w:hAnsi="Arial"/>
-          <w:b/>
-          <w:bCs/>
-          <w:sz w:val="18"/>
-          <w:szCs w:val="14"/>
-          <w:lang w:val="en-US"/>
-        </w:rPr>
-        <w:t xml:space="preserve"> </w:t>
-      </w:r>
-      <w:r>
-        <w:rPr>
-          <w:rFonts w:ascii="Arial" w:hAnsi="Arial"/>
-          <w:b/>
-          <w:bCs/>
-          <w:sz w:val="18"/>
-          <w:szCs w:val="14"/>
-          <w:lang w:val="en-US"/>
-        </w:rPr>
-        <w:t>{{</w:t>
-      </w:r>
-      <w:proofErr w:type="spellStart"/>
-      <w:r>
-        <w:rPr>
-          <w:rFonts w:ascii="Arial" w:hAnsi="Arial"/>
-          <w:b/>
-          <w:bCs/>
-          <w:sz w:val="18"/>
-          <w:szCs w:val="14"/>
-          <w:lang w:val="en-US"/>
-        </w:rPr>
-        <w:t>revision_</w:t>
-      </w:r>
-      <w:proofErr w:type="gramStart"/>
-      <w:r>
-        <w:rPr>
-          <w:rFonts w:ascii="Arial" w:hAnsi="Arial"/>
-          <w:b/>
-          <w:bCs/>
-          <w:sz w:val="18"/>
-          <w:szCs w:val="14"/>
-          <w:lang w:val="en-US"/>
-        </w:rPr>
         <w:t>level</w:t>
       </w:r>
-      <w:proofErr w:type="spellEnd"/>
       <w:r>
         <w:rPr>
           <w:rFonts w:ascii="Arial" w:hAnsi="Arial"/>
@@ -1127,250 +905,158 @@
           <w:szCs w:val="14"/>
           <w:lang w:val="en-US"/>
         </w:rPr>
+        <w:t>{{product_name}} {{project_name}}</w:t>
+      </w:r>
+      <w:r>
+        <w:rPr>
+          <w:rFonts w:ascii="Arial" w:hAnsi="Arial"/>
+          <w:sz w:val="18"/>
+          <w:szCs w:val="14"/>
+          <w:lang w:val="en-US"/>
+        </w:rPr>
+        <w:t xml:space="preserve"> </w:t>
+      </w:r>
+      <w:r>
+        <w:rPr>
+          <w:rFonts w:ascii="Arial" w:hAnsi="Arial"/>
+          <w:sz w:val="18"/>
+          <w:szCs w:val="14"/>
+          <w:lang w:val="en-US"/>
+        </w:rPr>
+        <w:t xml:space="preserve">– Drawing </w:t>
+      </w:r>
+      <w:r>
+        <w:rPr>
+          <w:rFonts w:ascii="Arial" w:hAnsi="Arial"/>
+          <w:sz w:val="18"/>
+          <w:szCs w:val="14"/>
+          <w:lang w:val="en-US"/>
+        </w:rPr>
+        <w:t>{{customer_pn}} {{revision_level}}</w:t>
+      </w:r>
+      <w:r>
+        <w:rPr>
+          <w:rFonts w:ascii="Arial" w:hAnsi="Arial"/>
+          <w:sz w:val="18"/>
+          <w:szCs w:val="14"/>
+          <w:lang w:val="en-US"/>
+        </w:rPr>
+        <w:br/>
+      </w:r>
+      <w:r>
+        <w:rPr>
+          <w:rFonts w:ascii="Arial" w:hAnsi="Arial"/>
+          <w:b/>
+          <w:bCs/>
+          <w:sz w:val="18"/>
+          <w:szCs w:val="14"/>
+          <w:lang w:val="en-US"/>
+        </w:rPr>
+        <w:t>SOP:</w:t>
+      </w:r>
+      <w:r>
+        <w:rPr>
+          <w:rFonts w:ascii="Arial" w:hAnsi="Arial"/>
+          <w:sz w:val="18"/>
+          <w:szCs w:val="14"/>
+          <w:lang w:val="en-US"/>
+        </w:rPr>
+        <w:t xml:space="preserve"> </w:t>
+      </w:r>
+      <w:r>
+        <w:rPr>
+          <w:rFonts w:ascii="Arial" w:hAnsi="Arial"/>
+          <w:sz w:val="18"/>
+          <w:szCs w:val="14"/>
+          <w:lang w:val="en-US"/>
+        </w:rPr>
+        <w:t>{{sop</w:t>
+      </w:r>
+      <w:r>
+        <w:rPr>
+          <w:rFonts w:ascii="Arial" w:hAnsi="Arial"/>
+          <w:sz w:val="18"/>
+          <w:szCs w:val="14"/>
+          <w:lang w:val="en-US"/>
+        </w:rPr>
+        <w:t>_year</w:t>
+      </w:r>
+      <w:r>
+        <w:rPr>
+          <w:rFonts w:ascii="Arial" w:hAnsi="Arial"/>
+          <w:sz w:val="18"/>
+          <w:szCs w:val="14"/>
+          <w:lang w:val="en-US"/>
+        </w:rPr>
+        <w:t>}}</w:t>
+      </w:r>
+      <w:r>
+        <w:rPr>
+          <w:rFonts w:ascii="Arial" w:hAnsi="Arial"/>
+          <w:sz w:val="18"/>
+          <w:szCs w:val="14"/>
+          <w:lang w:val="en-US"/>
+        </w:rPr>
+        <w:br/>
+      </w:r>
+      <w:r>
+        <w:rPr>
+          <w:rFonts w:ascii="Arial" w:hAnsi="Arial"/>
+          <w:b/>
+          <w:bCs/>
+          <w:sz w:val="18"/>
+          <w:szCs w:val="14"/>
+          <w:lang w:val="en-US"/>
+        </w:rPr>
+        <w:t>Validation batch:</w:t>
+      </w:r>
+      <w:r>
+        <w:rPr>
+          <w:rFonts w:ascii="Arial" w:hAnsi="Arial"/>
+          <w:sz w:val="18"/>
+          <w:szCs w:val="14"/>
+          <w:lang w:val="en-US"/>
+        </w:rPr>
+        <w:t xml:space="preserve"> </w:t>
+      </w:r>
+      <w:r>
+        <w:rPr>
+          <w:rFonts w:ascii="Arial" w:hAnsi="Arial"/>
+          <w:sz w:val="18"/>
+          <w:szCs w:val="14"/>
+          <w:lang w:val="en-US"/>
+        </w:rPr>
+        <w:br/>
+      </w:r>
+      <w:r>
+        <w:rPr>
+          <w:rFonts w:ascii="Arial" w:hAnsi="Arial"/>
+          <w:b/>
+          <w:bCs/>
+          <w:sz w:val="18"/>
+          <w:szCs w:val="14"/>
+          <w:lang w:val="en-US"/>
+        </w:rPr>
+        <w:t>Serial volume assumption</w:t>
+      </w:r>
+      <w:r>
+        <w:rPr>
+          <w:rFonts w:ascii="Arial" w:hAnsi="Arial"/>
+          <w:sz w:val="18"/>
+          <w:szCs w:val="14"/>
+          <w:lang w:val="en-US"/>
+        </w:rPr>
+        <w:t xml:space="preserve">: </w:t>
+      </w:r>
+      <w:r>
+        <w:rPr>
+          <w:rFonts w:ascii="Arial" w:hAnsi="Arial"/>
+          <w:sz w:val="18"/>
+          <w:szCs w:val="14"/>
+          <w:lang w:val="en-US"/>
+        </w:rPr>
         <w:t>{{</w:t>
       </w:r>
-      <w:proofErr w:type="spellStart"/>
-      <w:r>
-        <w:rPr>
-          <w:rFonts w:ascii="Arial" w:hAnsi="Arial"/>
-          <w:sz w:val="18"/>
-          <w:szCs w:val="14"/>
-          <w:lang w:val="en-US"/>
-        </w:rPr>
-        <w:t>product_name</w:t>
-      </w:r>
-      <w:proofErr w:type="spellEnd"/>
-      <w:r>
-        <w:rPr>
-          <w:rFonts w:ascii="Arial" w:hAnsi="Arial"/>
-          <w:sz w:val="18"/>
-          <w:szCs w:val="14"/>
-          <w:lang w:val="en-US"/>
-        </w:rPr>
-        <w:t>}} {{</w:t>
-      </w:r>
-      <w:proofErr w:type="spellStart"/>
-      <w:r>
-        <w:rPr>
-          <w:rFonts w:ascii="Arial" w:hAnsi="Arial"/>
-          <w:sz w:val="18"/>
-          <w:szCs w:val="14"/>
-          <w:lang w:val="en-US"/>
-        </w:rPr>
-        <w:t>project_name</w:t>
-      </w:r>
-      <w:proofErr w:type="spellEnd"/>
-      <w:r>
-        <w:rPr>
-          <w:rFonts w:ascii="Arial" w:hAnsi="Arial"/>
-          <w:sz w:val="18"/>
-          <w:szCs w:val="14"/>
-          <w:lang w:val="en-US"/>
-        </w:rPr>
-        <w:t>}}</w:t>
-      </w:r>
-      <w:r>
-        <w:rPr>
-          <w:rFonts w:ascii="Arial" w:hAnsi="Arial"/>
-          <w:sz w:val="18"/>
-          <w:szCs w:val="14"/>
-          <w:lang w:val="en-US"/>
-        </w:rPr>
-        <w:t xml:space="preserve"> </w:t>
-      </w:r>
-      <w:r>
-        <w:rPr>
-          <w:rFonts w:ascii="Arial" w:hAnsi="Arial"/>
-          <w:sz w:val="18"/>
-          <w:szCs w:val="14"/>
-          <w:lang w:val="en-US"/>
-        </w:rPr>
-        <w:t xml:space="preserve">– Drawing </w:t>
-      </w:r>
-      <w:r>
-        <w:rPr>
-          <w:rFonts w:ascii="Arial" w:hAnsi="Arial"/>
-          <w:sz w:val="18"/>
-          <w:szCs w:val="14"/>
-          <w:lang w:val="en-US"/>
-        </w:rPr>
-        <w:t>{{</w:t>
-      </w:r>
-      <w:proofErr w:type="spellStart"/>
-      <w:r>
-        <w:rPr>
-          <w:rFonts w:ascii="Arial" w:hAnsi="Arial"/>
-          <w:sz w:val="18"/>
-          <w:szCs w:val="14"/>
-          <w:lang w:val="en-US"/>
-        </w:rPr>
-        <w:t>customer_pn</w:t>
-      </w:r>
-      <w:proofErr w:type="spellEnd"/>
-      <w:r>
-        <w:rPr>
-          <w:rFonts w:ascii="Arial" w:hAnsi="Arial"/>
-          <w:sz w:val="18"/>
-          <w:szCs w:val="14"/>
-          <w:lang w:val="en-US"/>
-        </w:rPr>
-        <w:t>}} {{</w:t>
-      </w:r>
-      <w:proofErr w:type="spellStart"/>
-      <w:r>
-        <w:rPr>
-          <w:rFonts w:ascii="Arial" w:hAnsi="Arial"/>
-          <w:sz w:val="18"/>
-          <w:szCs w:val="14"/>
-          <w:lang w:val="en-US"/>
-        </w:rPr>
-        <w:t>revision_level</w:t>
-      </w:r>
-      <w:proofErr w:type="spellEnd"/>
-      <w:r>
-        <w:rPr>
-          <w:rFonts w:ascii="Arial" w:hAnsi="Arial"/>
-          <w:sz w:val="18"/>
-          <w:szCs w:val="14"/>
-          <w:lang w:val="en-US"/>
-        </w:rPr>
-        <w:t>}}</w:t>
-      </w:r>
-      <w:r>
-        <w:rPr>
-          <w:rFonts w:ascii="Arial" w:hAnsi="Arial"/>
-          <w:sz w:val="18"/>
-          <w:szCs w:val="14"/>
-          <w:lang w:val="en-US"/>
-        </w:rPr>
-        <w:br/>
-      </w:r>
-      <w:r>
-        <w:rPr>
-          <w:rFonts w:ascii="Arial" w:hAnsi="Arial"/>
-          <w:b/>
-          <w:bCs/>
-          <w:sz w:val="18"/>
-          <w:szCs w:val="14"/>
-          <w:lang w:val="en-US"/>
-        </w:rPr>
-        <w:t>SOP:</w:t>
-      </w:r>
-      <w:r>
-        <w:rPr>
-          <w:rFonts w:ascii="Arial" w:hAnsi="Arial"/>
-          <w:sz w:val="18"/>
-          <w:szCs w:val="14"/>
-          <w:lang w:val="en-US"/>
-        </w:rPr>
-        <w:t xml:space="preserve"> </w:t>
-      </w:r>
-      <w:r>
-        <w:rPr>
-          <w:rFonts w:ascii="Arial" w:hAnsi="Arial"/>
-          <w:sz w:val="18"/>
-          <w:szCs w:val="14"/>
-          <w:lang w:val="en-US"/>
-        </w:rPr>
-        <w:t>{{</w:t>
-      </w:r>
-      <w:proofErr w:type="spellStart"/>
-      <w:r>
-        <w:rPr>
-          <w:rFonts w:ascii="Arial" w:hAnsi="Arial"/>
-          <w:sz w:val="18"/>
-          <w:szCs w:val="14"/>
-          <w:lang w:val="en-US"/>
-        </w:rPr>
-        <w:t>sop</w:t>
-      </w:r>
-      <w:r>
-        <w:rPr>
-          <w:rFonts w:ascii="Arial" w:hAnsi="Arial"/>
-          <w:sz w:val="18"/>
-          <w:szCs w:val="14"/>
-          <w:lang w:val="en-US"/>
-        </w:rPr>
-        <w:t>_year</w:t>
-      </w:r>
-      <w:proofErr w:type="spellEnd"/>
-      <w:r>
-        <w:rPr>
-          <w:rFonts w:ascii="Arial" w:hAnsi="Arial"/>
-          <w:sz w:val="18"/>
-          <w:szCs w:val="14"/>
-          <w:lang w:val="en-US"/>
-        </w:rPr>
-        <w:t>}}</w:t>
-      </w:r>
-      <w:r>
-        <w:rPr>
-          <w:rFonts w:ascii="Arial" w:hAnsi="Arial"/>
-          <w:sz w:val="18"/>
-          <w:szCs w:val="14"/>
-          <w:lang w:val="en-US"/>
-        </w:rPr>
-        <w:br/>
-      </w:r>
-      <w:r>
-        <w:rPr>
-          <w:rFonts w:ascii="Arial" w:hAnsi="Arial"/>
-          <w:b/>
-          <w:bCs/>
-          <w:sz w:val="18"/>
-          <w:szCs w:val="14"/>
-          <w:lang w:val="en-US"/>
-        </w:rPr>
-        <w:t>Validation batch:</w:t>
-      </w:r>
-      <w:r>
-        <w:rPr>
-          <w:rFonts w:ascii="Arial" w:hAnsi="Arial"/>
-          <w:sz w:val="18"/>
-          <w:szCs w:val="14"/>
-          <w:lang w:val="en-US"/>
-        </w:rPr>
-        <w:t xml:space="preserve"> </w:t>
-      </w:r>
-      <w:r>
-        <w:rPr>
-          <w:rFonts w:ascii="Arial" w:hAnsi="Arial"/>
-          <w:sz w:val="18"/>
-          <w:szCs w:val="14"/>
-          <w:lang w:val="en-US"/>
-        </w:rPr>
-        <w:br/>
-      </w:r>
-      <w:r>
-        <w:rPr>
-          <w:rFonts w:ascii="Arial" w:hAnsi="Arial"/>
-          <w:b/>
-          <w:bCs/>
-          <w:sz w:val="18"/>
-          <w:szCs w:val="14"/>
-          <w:lang w:val="en-US"/>
-        </w:rPr>
-        <w:t>Serial volume assumption</w:t>
-      </w:r>
-      <w:r>
-        <w:rPr>
-          <w:rFonts w:ascii="Arial" w:hAnsi="Arial"/>
-          <w:sz w:val="18"/>
-          <w:szCs w:val="14"/>
-          <w:lang w:val="en-US"/>
-        </w:rPr>
-        <w:t xml:space="preserve">: </w:t>
-      </w:r>
-      <w:r>
-        <w:rPr>
-          <w:rFonts w:ascii="Arial" w:hAnsi="Arial"/>
-          <w:sz w:val="18"/>
-          <w:szCs w:val="14"/>
-          <w:lang w:val="en-US"/>
-        </w:rPr>
-        <w:t>{{</w:t>
-      </w:r>
-      <w:proofErr w:type="spellStart"/>
       <w:r>
         <w:rPr>
           <w:rFonts w:ascii="Arial" w:hAnsi="Arial"/>
@@ -1387,17 +1073,7 @@
           <w:szCs w:val="14"/>
           <w:lang w:val="en-US"/>
         </w:rPr>
-        <w:t>_volume</w:t>
-      </w:r>
-      <w:proofErr w:type="spellEnd"/>
-      <w:r>
-        <w:rPr>
-          <w:rFonts w:ascii="Arial" w:hAnsi="Arial"/>
-          <w:sz w:val="18"/>
-          <w:szCs w:val="14"/>
-          <w:lang w:val="en-US"/>
-        </w:rPr>
-        <w:t>}}</w:t>
+        <w:t>_volume}}</w:t>
       </w:r>
       <w:r>
         <w:rPr>
@@ -1487,7 +1163,6 @@
           <w:szCs w:val="14"/>
         </w:rPr>
       </w:pPr>
-      <w:proofErr w:type="spellStart"/>
       <w:proofErr w:type="gramStart"/>
       <w:r>
         <w:rPr>
@@ -1497,18 +1172,7 @@
           <w:sz w:val="18"/>
           <w:szCs w:val="14"/>
         </w:rPr>
-        <w:t>Quantity</w:t>
-      </w:r>
-      <w:proofErr w:type="spellEnd"/>
-      <w:r>
-        <w:rPr>
-          <w:rFonts w:ascii="Arial" w:hAnsi="Arial"/>
-          <w:b/>
-          <w:bCs/>
-          <w:sz w:val="18"/>
-          <w:szCs w:val="14"/>
-        </w:rPr>
-        <w:t>:</w:t>
+        <w:t>Quantity:</w:t>
       </w:r>
       <w:proofErr w:type="gramEnd"/>
       <w:r>
@@ -1543,7 +1207,6 @@
         </w:rPr>
         <w:t xml:space="preserve">Unit </w:t>
       </w:r>
-      <w:proofErr w:type="spellStart"/>
       <w:proofErr w:type="gramStart"/>
       <w:r>
         <w:rPr>
@@ -1553,18 +1216,7 @@
           <w:sz w:val="18"/>
           <w:szCs w:val="14"/>
         </w:rPr>
-        <w:t>price</w:t>
-      </w:r>
-      <w:proofErr w:type="spellEnd"/>
-      <w:r>
-        <w:rPr>
-          <w:rFonts w:ascii="Arial" w:hAnsi="Arial"/>
-          <w:b/>
-          <w:bCs/>
-          <w:sz w:val="18"/>
-          <w:szCs w:val="14"/>
-        </w:rPr>
-        <w:t>:</w:t>
+        <w:t>price:</w:t>
       </w:r>
       <w:proofErr w:type="gramEnd"/>
       <w:r>
@@ -1674,7 +1326,6 @@
         </w:rPr>
         <w:t>{{</w:t>
       </w:r>
-      <w:proofErr w:type="spellStart"/>
       <w:proofErr w:type="gramEnd"/>
       <w:r>
         <w:rPr>
@@ -1692,17 +1343,7 @@
           <w:szCs w:val="14"/>
           <w:lang w:val="en-US"/>
         </w:rPr>
-        <w:t>_volume</w:t>
-      </w:r>
-      <w:proofErr w:type="spellEnd"/>
-      <w:r>
-        <w:rPr>
-          <w:rFonts w:ascii="Arial" w:hAnsi="Arial"/>
-          <w:sz w:val="18"/>
-          <w:szCs w:val="14"/>
-          <w:lang w:val="en-US"/>
-        </w:rPr>
-        <w:t>}}</w:t>
+        <w:t>_volume}}</w:t>
       </w:r>
       <w:r>
         <w:rPr>
@@ -1795,27 +1436,7 @@
           <w:szCs w:val="14"/>
           <w:lang w:val="en-US"/>
         </w:rPr>
-        <w:t>{{</w:t>
-      </w:r>
-      <w:proofErr w:type="spellStart"/>
-      <w:r>
-        <w:rPr>
-          <w:rFonts w:ascii="Arial" w:hAnsi="Arial"/>
-          <w:sz w:val="18"/>
-          <w:szCs w:val="14"/>
-          <w:lang w:val="en-US"/>
-        </w:rPr>
-        <w:t>type_of_packaging</w:t>
-      </w:r>
-      <w:proofErr w:type="spellEnd"/>
-      <w:r>
-        <w:rPr>
-          <w:rFonts w:ascii="Arial" w:hAnsi="Arial"/>
-          <w:sz w:val="18"/>
-          <w:szCs w:val="14"/>
-          <w:lang w:val="en-US"/>
-        </w:rPr>
-        <w:t>}}</w:t>
+        <w:t>{{type_of_packaging}}</w:t>
       </w:r>
     </w:p>
     <w:p>
@@ -1834,32 +1455,30 @@
           <w:bCs/>
           <w:szCs w:val="16"/>
         </w:rPr>
-        <w:t xml:space="preserve">4) Lead time &amp; </w:t>
-      </w:r>
-      <w:proofErr w:type="spellStart"/>
-      <w:r>
+        <w:t>4) Lead time &amp; deliveries</w:t>
+      </w:r>
+    </w:p>
+    <w:p>
+      <w:pPr>
+        <w:rPr>
+          <w:rFonts w:ascii="Arial" w:hAnsi="Arial"/>
+          <w:sz w:val="18"/>
+          <w:szCs w:val="14"/>
+          <w:lang w:val="en-US"/>
+        </w:rPr>
+      </w:pPr>
+    </w:p>
+    <w:p>
+      <w:pPr>
         <w:rPr>
           <w:rFonts w:ascii="Arial" w:hAnsi="Arial"/>
           <w:b/>
           <w:bCs/>
           <w:szCs w:val="16"/>
-        </w:rPr>
-        <w:t>deliveries</w:t>
-      </w:r>
-      <w:proofErr w:type="spellEnd"/>
-    </w:p>
-    <w:p>
-      <w:pPr>
-        <w:rPr>
-          <w:rFonts w:ascii="Arial" w:hAnsi="Arial"/>
-          <w:sz w:val="18"/>
-          <w:szCs w:val="14"/>
-          <w:lang w:val="en-US"/>
-        </w:rPr>
-      </w:pPr>
-    </w:p>
-    <w:p>
-      <w:pPr>
+          <w:lang w:val="en-US"/>
+        </w:rPr>
+      </w:pPr>
+      <w:r>
         <w:rPr>
           <w:rFonts w:ascii="Arial" w:hAnsi="Arial"/>
           <w:b/>
@@ -1867,15 +1486,6 @@
           <w:szCs w:val="16"/>
           <w:lang w:val="en-US"/>
         </w:rPr>
-      </w:pPr>
-      <w:r>
-        <w:rPr>
-          <w:rFonts w:ascii="Arial" w:hAnsi="Arial"/>
-          <w:b/>
-          <w:bCs/>
-          <w:szCs w:val="16"/>
-          <w:lang w:val="en-US"/>
-        </w:rPr>
         <w:lastRenderedPageBreak/>
         <w:t>5) Incoterm</w:t>
       </w:r>
@@ -1896,27 +1506,7 @@
           <w:szCs w:val="14"/>
           <w:lang w:val="en-US"/>
         </w:rPr>
-        <w:t>{{</w:t>
-      </w:r>
-      <w:proofErr w:type="spellStart"/>
-      <w:r>
-        <w:rPr>
-          <w:rFonts w:ascii="Arial" w:hAnsi="Arial"/>
-          <w:sz w:val="18"/>
-          <w:szCs w:val="14"/>
-          <w:lang w:val="en-US"/>
-        </w:rPr>
-        <w:t>expected_delivery_conditions</w:t>
-      </w:r>
-      <w:proofErr w:type="spellEnd"/>
-      <w:r>
-        <w:rPr>
-          <w:rFonts w:ascii="Arial" w:hAnsi="Arial"/>
-          <w:sz w:val="18"/>
-          <w:szCs w:val="14"/>
-          <w:lang w:val="en-US"/>
-        </w:rPr>
-        <w:t>}}</w:t>
+        <w:t>{{expected_delivery_conditions}}</w:t>
       </w:r>
       <w:r>
         <w:rPr>
@@ -1971,27 +1561,7 @@
           <w:szCs w:val="14"/>
           <w:lang w:val="en-US"/>
         </w:rPr>
-        <w:t>{{</w:t>
-      </w:r>
-      <w:proofErr w:type="spellStart"/>
-      <w:r>
-        <w:rPr>
-          <w:rFonts w:ascii="Arial" w:hAnsi="Arial"/>
-          <w:sz w:val="18"/>
-          <w:szCs w:val="14"/>
-          <w:lang w:val="en-US"/>
-        </w:rPr>
-        <w:t>expected_payment_terms</w:t>
-      </w:r>
-      <w:proofErr w:type="spellEnd"/>
-      <w:r>
-        <w:rPr>
-          <w:rFonts w:ascii="Arial" w:hAnsi="Arial"/>
-          <w:sz w:val="18"/>
-          <w:szCs w:val="14"/>
-          <w:lang w:val="en-US"/>
-        </w:rPr>
-        <w:t>}}</w:t>
+        <w:t>{{expected_payment_terms}}</w:t>
       </w:r>
     </w:p>
     <w:p>
@@ -2010,20 +1580,8 @@
           <w:sz w:val="18"/>
           <w:szCs w:val="14"/>
         </w:rPr>
-        <w:t xml:space="preserve">Inventory </w:t>
-      </w:r>
-      <w:proofErr w:type="spellStart"/>
-      <w:r>
-        <w:rPr>
-          <w:rFonts w:ascii="Arial" w:hAnsi="Arial"/>
-          <w:b/>
-          <w:bCs/>
-          <w:sz w:val="18"/>
-          <w:szCs w:val="14"/>
-        </w:rPr>
-        <w:t>commitment</w:t>
-      </w:r>
-      <w:proofErr w:type="spellEnd"/>
+        <w:t>Inventory commitment</w:t>
+      </w:r>
     </w:p>
     <w:p>
       <w:pPr>
@@ -2243,106 +1801,84 @@
           <w:szCs w:val="22"/>
           <w:lang w:val="en-GB"/>
         </w:rPr>
-        <w:t>{{</w:t>
-      </w:r>
-      <w:proofErr w:type="spellStart"/>
-      <w:r>
-        <w:rPr>
-          <w:rFonts w:ascii="Arial" w:hAnsi="Arial"/>
-          <w:b/>
+        <w:t>{{created_by_name}}</w:t>
+      </w:r>
+      <w:r>
+        <w:rPr>
+          <w:rFonts w:ascii="Arial" w:hAnsi="Arial"/>
           <w:sz w:val="22"/>
           <w:szCs w:val="22"/>
           <w:lang w:val="en-GB"/>
         </w:rPr>
-        <w:t>created_by_name</w:t>
-      </w:r>
-      <w:proofErr w:type="spellEnd"/>
-      <w:r>
-        <w:rPr>
-          <w:rFonts w:ascii="Arial" w:hAnsi="Arial"/>
-          <w:b/>
+        <w:tab/>
+      </w:r>
+      <w:r>
+        <w:rPr>
+          <w:rFonts w:ascii="Arial" w:hAnsi="Arial"/>
           <w:sz w:val="22"/>
           <w:szCs w:val="22"/>
           <w:lang w:val="en-GB"/>
         </w:rPr>
-        <w:t>}}</w:t>
-      </w:r>
-      <w:r>
-        <w:rPr>
-          <w:rFonts w:ascii="Arial" w:hAnsi="Arial"/>
+        <w:tab/>
+        <w:t xml:space="preserve">         </w:t>
+      </w:r>
+      <w:r>
+        <w:rPr>
+          <w:rFonts w:ascii="Arial" w:hAnsi="Arial"/>
+          <w:sz w:val="18"/>
+          <w:szCs w:val="22"/>
+          <w:lang w:val="en-GB"/>
+        </w:rPr>
+        <w:t xml:space="preserve">                                                                        </w:t>
+      </w:r>
+      <w:r>
+        <w:rPr>
+          <w:rFonts w:ascii="Arial" w:hAnsi="Arial"/>
+          <w:sz w:val="18"/>
+          <w:szCs w:val="22"/>
+          <w:lang w:val="en-GB"/>
+        </w:rPr>
+        <w:t xml:space="preserve">  </w:t>
+      </w:r>
+      <w:r>
+        <w:rPr>
+          <w:rFonts w:ascii="Arial" w:hAnsi="Arial"/>
+          <w:sz w:val="18"/>
+          <w:szCs w:val="22"/>
+          <w:lang w:val="en-GB"/>
+        </w:rPr>
+        <w:t xml:space="preserve">   European Sales Management</w:t>
+      </w:r>
+    </w:p>
+    <w:p>
+      <w:pPr>
+        <w:ind w:left="709" w:firstLine="709"/>
+        <w:rPr>
+          <w:rFonts w:ascii="Arial" w:hAnsi="Arial"/>
+          <w:sz w:val="18"/>
+          <w:szCs w:val="22"/>
+          <w:lang w:val="en-GB"/>
+        </w:rPr>
+      </w:pPr>
+    </w:p>
+    <w:p>
+      <w:pPr>
+        <w:ind w:left="709" w:firstLine="709"/>
+        <w:rPr>
+          <w:rFonts w:ascii="Arial" w:hAnsi="Arial"/>
+          <w:sz w:val="18"/>
+          <w:szCs w:val="22"/>
+          <w:lang w:val="en-GB"/>
+        </w:rPr>
+      </w:pPr>
+      <w:r>
+        <w:rPr>
+          <w:rFonts w:ascii="Arial" w:hAnsi="Arial"/>
+          <w:b/>
           <w:sz w:val="22"/>
           <w:szCs w:val="22"/>
           <w:lang w:val="en-GB"/>
         </w:rPr>
-        <w:tab/>
-      </w:r>
-      <w:r>
-        <w:rPr>
-          <w:rFonts w:ascii="Arial" w:hAnsi="Arial"/>
-          <w:sz w:val="22"/>
-          <w:szCs w:val="22"/>
-          <w:lang w:val="en-GB"/>
-        </w:rPr>
-        <w:tab/>
-        <w:t xml:space="preserve">         </w:t>
-      </w:r>
-      <w:r>
-        <w:rPr>
-          <w:rFonts w:ascii="Arial" w:hAnsi="Arial"/>
-          <w:sz w:val="18"/>
-          <w:szCs w:val="22"/>
-          <w:lang w:val="en-GB"/>
-        </w:rPr>
-        <w:t xml:space="preserve">                                                                        </w:t>
-      </w:r>
-      <w:r>
-        <w:rPr>
-          <w:rFonts w:ascii="Arial" w:hAnsi="Arial"/>
-          <w:sz w:val="18"/>
-          <w:szCs w:val="22"/>
-          <w:lang w:val="en-GB"/>
-        </w:rPr>
-        <w:t xml:space="preserve">  </w:t>
-      </w:r>
-      <w:r>
-        <w:rPr>
-          <w:rFonts w:ascii="Arial" w:hAnsi="Arial"/>
-          <w:sz w:val="18"/>
-          <w:szCs w:val="22"/>
-          <w:lang w:val="en-GB"/>
-        </w:rPr>
-        <w:t xml:space="preserve">   European Sales Management</w:t>
-      </w:r>
-    </w:p>
-    <w:p>
-      <w:pPr>
-        <w:ind w:left="709" w:firstLine="709"/>
-        <w:rPr>
-          <w:rFonts w:ascii="Arial" w:hAnsi="Arial"/>
-          <w:sz w:val="18"/>
-          <w:szCs w:val="22"/>
-          <w:lang w:val="en-GB"/>
-        </w:rPr>
-      </w:pPr>
-    </w:p>
-    <w:p>
-      <w:pPr>
-        <w:ind w:left="709" w:firstLine="709"/>
-        <w:rPr>
-          <w:rFonts w:ascii="Arial" w:hAnsi="Arial"/>
-          <w:sz w:val="18"/>
-          <w:szCs w:val="22"/>
-          <w:lang w:val="en-GB"/>
-        </w:rPr>
-      </w:pPr>
-      <w:r>
-        <w:rPr>
-          <w:rFonts w:ascii="Arial" w:hAnsi="Arial"/>
-          <w:b/>
-          <w:sz w:val="22"/>
-          <w:szCs w:val="22"/>
-          <w:lang w:val="en-GB"/>
-        </w:rPr>
         <w:t xml:space="preserve">                                                                              </w:t>
       </w:r>
     </w:p>
@@ -2384,43 +1920,7 @@
           <w:sz w:val="22"/>
           <w:lang w:val="en-GB"/>
         </w:rPr>
-        <w:t>{{</w:t>
-      </w:r>
-      <w:proofErr w:type="spellStart"/>
-      <w:r>
-        <w:rPr>
-          <w:rFonts w:ascii="Arial" w:hAnsi="Arial"/>
-          <w:sz w:val="22"/>
-          <w:lang w:val="en-GB"/>
-        </w:rPr>
-        <w:t>customer_pn</w:t>
-      </w:r>
-      <w:proofErr w:type="spellEnd"/>
-      <w:r>
-        <w:rPr>
-          <w:rFonts w:ascii="Arial" w:hAnsi="Arial"/>
-          <w:sz w:val="22"/>
-          <w:lang w:val="en-GB"/>
-        </w:rPr>
-        <w:t>}} {{</w:t>
-      </w:r>
-      <w:proofErr w:type="spellStart"/>
-      <w:r>
-        <w:rPr>
-          <w:rFonts w:ascii="Arial" w:hAnsi="Arial"/>
-          <w:sz w:val="22"/>
-          <w:lang w:val="en-GB"/>
-        </w:rPr>
-        <w:t>revision_level</w:t>
-      </w:r>
-      <w:proofErr w:type="spellEnd"/>
-      <w:r>
-        <w:rPr>
-          <w:rFonts w:ascii="Arial" w:hAnsi="Arial"/>
-          <w:sz w:val="22"/>
-          <w:lang w:val="en-GB"/>
-        </w:rPr>
-        <w:t>}}</w:t>
+        <w:t>{{customer_pn}} {{revision_level}}</w:t>
       </w:r>
     </w:p>
     <w:p>
@@ -5492,30 +4992,6 @@
 </file>
 
 <file path=customXml/item1.xml><?xml version="1.0" encoding="utf-8"?>
-<?mso-contentType ?>
-<FormTemplates xmlns="http://schemas.microsoft.com/sharepoint/v3/contenttype/forms">
-  <Display>DocumentLibraryForm</Display>
-  <Edit>DocumentLibraryForm</Edit>
-  <New>DocumentLibraryForm</New>
-</FormTemplates>
-</file>
-
-<file path=customXml/item2.xml><?xml version="1.0" encoding="utf-8"?>
-<p:properties xmlns:p="http://schemas.microsoft.com/office/2006/metadata/properties" xmlns:xsi="http://www.w3.org/2001/XMLSchema-instance" xmlns:pc="http://schemas.microsoft.com/office/infopath/2007/PartnerControls">
-  <documentManagement>
-    <TaxCatchAll xmlns="73a982a4-cb1c-4350-a45b-34276e9e8e85" xsi:nil="true"/>
-    <lcf76f155ced4ddcb4097134ff3c332f xmlns="b2f5a044-7b4d-4435-a0d9-6fb6cab245e2">
-      <Terms xmlns="http://schemas.microsoft.com/office/infopath/2007/PartnerControls"/>
-    </lcf76f155ced4ddcb4097134ff3c332f>
-  </documentManagement>
-</p:properties>
-</file>
-
-<file path=customXml/item3.xml><?xml version="1.0" encoding="utf-8"?>
-<b:Sources xmlns:b="http://schemas.openxmlformats.org/officeDocument/2006/bibliography" xmlns="http://schemas.openxmlformats.org/officeDocument/2006/bibliography" SelectedStyle="\APASixthEditionOfficeOnline.xsl" StyleName="APA" Version="6"/>
-</file>
-
-<file path=customXml/item4.xml><?xml version="1.0" encoding="utf-8"?>
 <ct:contentTypeSchema xmlns:ct="http://schemas.microsoft.com/office/2006/metadata/contentType" xmlns:ma="http://schemas.microsoft.com/office/2006/metadata/properties/metaAttributes" ct:_="" ma:_="" ma:contentTypeName="Document" ma:contentTypeID="0x01010066E55B14CF691141ABF0AD3D1D5095D3" ma:contentTypeVersion="14" ma:contentTypeDescription="Create a new document." ma:contentTypeScope="" ma:versionID="3fad04bb37f5d9cba34f8069a1b290b6">
   <xsd:schema xmlns:xsd="http://www.w3.org/2001/XMLSchema" xmlns:xs="http://www.w3.org/2001/XMLSchema" xmlns:p="http://schemas.microsoft.com/office/2006/metadata/properties" xmlns:ns2="b2f5a044-7b4d-4435-a0d9-6fb6cab245e2" xmlns:ns3="73a982a4-cb1c-4350-a45b-34276e9e8e85" targetNamespace="http://schemas.microsoft.com/office/2006/metadata/properties" ma:root="true" ma:fieldsID="73e6730f875672e7f70d05f8e980be87" ns2:_="" ns3:_="">
     <xsd:import namespace="b2f5a044-7b4d-4435-a0d9-6fb6cab245e2"/>
@@ -5728,34 +5204,31 @@
 </ct:contentTypeSchema>
 </file>
 
-<file path=customXml/itemProps1.xml><?xml version="1.0" encoding="utf-8"?>
-<ds:datastoreItem xmlns:ds="http://schemas.openxmlformats.org/officeDocument/2006/customXml" ds:itemID="{D5619DE3-D803-4D58-9404-86C523EFA0BB}">
-  <ds:schemaRefs>
-    <ds:schemaRef ds:uri="http://schemas.microsoft.com/sharepoint/v3/contenttype/forms"/>
-  </ds:schemaRefs>
-</ds:datastoreItem>
+<file path=customXml/item2.xml><?xml version="1.0" encoding="utf-8"?>
+<b:Sources xmlns:b="http://schemas.openxmlformats.org/officeDocument/2006/bibliography" xmlns="http://schemas.openxmlformats.org/officeDocument/2006/bibliography" SelectedStyle="\APASixthEditionOfficeOnline.xsl" StyleName="APA" Version="6"/>
 </file>
 
-<file path=customXml/itemProps2.xml><?xml version="1.0" encoding="utf-8"?>
-<ds:datastoreItem xmlns:ds="http://schemas.openxmlformats.org/officeDocument/2006/customXml" ds:itemID="{A7EBF27C-A4FF-44E8-930E-763A735FF771}">
-  <ds:schemaRefs>
-    <ds:schemaRef ds:uri="http://schemas.microsoft.com/office/2006/metadata/properties"/>
-    <ds:schemaRef ds:uri="http://schemas.microsoft.com/office/infopath/2007/PartnerControls"/>
-    <ds:schemaRef ds:uri="73a982a4-cb1c-4350-a45b-34276e9e8e85"/>
-    <ds:schemaRef ds:uri="b2f5a044-7b4d-4435-a0d9-6fb6cab245e2"/>
-  </ds:schemaRefs>
-</ds:datastoreItem>
+<file path=customXml/item3.xml><?xml version="1.0" encoding="utf-8"?>
+<p:properties xmlns:p="http://schemas.microsoft.com/office/2006/metadata/properties" xmlns:xsi="http://www.w3.org/2001/XMLSchema-instance" xmlns:pc="http://schemas.microsoft.com/office/infopath/2007/PartnerControls">
+  <documentManagement>
+    <TaxCatchAll xmlns="73a982a4-cb1c-4350-a45b-34276e9e8e85" xsi:nil="true"/>
+    <lcf76f155ced4ddcb4097134ff3c332f xmlns="b2f5a044-7b4d-4435-a0d9-6fb6cab245e2">
+      <Terms xmlns="http://schemas.microsoft.com/office/infopath/2007/PartnerControls"/>
+    </lcf76f155ced4ddcb4097134ff3c332f>
+  </documentManagement>
+</p:properties>
 </file>
 
-<file path=customXml/itemProps3.xml><?xml version="1.0" encoding="utf-8"?>
-<ds:datastoreItem xmlns:ds="http://schemas.openxmlformats.org/officeDocument/2006/customXml" ds:itemID="{970B5245-1754-481E-AB07-0BEC9107E809}">
-  <ds:schemaRefs>
-    <ds:schemaRef ds:uri="http://schemas.openxmlformats.org/officeDocument/2006/bibliography"/>
-  </ds:schemaRefs>
-</ds:datastoreItem>
+<file path=customXml/item4.xml><?xml version="1.0" encoding="utf-8"?>
+<?mso-contentType ?>
+<FormTemplates xmlns="http://schemas.microsoft.com/sharepoint/v3/contenttype/forms">
+  <Display>DocumentLibraryForm</Display>
+  <Edit>DocumentLibraryForm</Edit>
+  <New>DocumentLibraryForm</New>
+</FormTemplates>
 </file>
 
-<file path=customXml/itemProps4.xml><?xml version="1.0" encoding="utf-8"?>
+<file path=customXml/itemProps1.xml><?xml version="1.0" encoding="utf-8"?>
 <ds:datastoreItem xmlns:ds="http://schemas.openxmlformats.org/officeDocument/2006/customXml" ds:itemID="{71D75A69-83F9-44BA-ACC7-40458C1EF805}">
   <ds:schemaRefs>
     <ds:schemaRef ds:uri="http://schemas.microsoft.com/office/2006/metadata/contentType"/>
@@ -5772,4 +5245,31 @@
     <ds:schemaRef ds:uri="http://schemas.microsoft.com/internal/obd"/>
   </ds:schemaRefs>
 </ds:datastoreItem>
+</file>
+
+<file path=customXml/itemProps2.xml><?xml version="1.0" encoding="utf-8"?>
+<ds:datastoreItem xmlns:ds="http://schemas.openxmlformats.org/officeDocument/2006/customXml" ds:itemID="{970B5245-1754-481E-AB07-0BEC9107E809}">
+  <ds:schemaRefs>
+    <ds:schemaRef ds:uri="http://schemas.openxmlformats.org/officeDocument/2006/bibliography"/>
+  </ds:schemaRefs>
+</ds:datastoreItem>
+</file>
+
+<file path=customXml/itemProps3.xml><?xml version="1.0" encoding="utf-8"?>
+<ds:datastoreItem xmlns:ds="http://schemas.openxmlformats.org/officeDocument/2006/customXml" ds:itemID="{A7EBF27C-A4FF-44E8-930E-763A735FF771}">
+  <ds:schemaRefs>
+    <ds:schemaRef ds:uri="http://schemas.microsoft.com/office/2006/metadata/properties"/>
+    <ds:schemaRef ds:uri="http://schemas.microsoft.com/office/infopath/2007/PartnerControls"/>
+    <ds:schemaRef ds:uri="73a982a4-cb1c-4350-a45b-34276e9e8e85"/>
+    <ds:schemaRef ds:uri="b2f5a044-7b4d-4435-a0d9-6fb6cab245e2"/>
+  </ds:schemaRefs>
+</ds:datastoreItem>
+</file>
+
+<file path=customXml/itemProps4.xml><?xml version="1.0" encoding="utf-8"?>
+<ds:datastoreItem xmlns:ds="http://schemas.openxmlformats.org/officeDocument/2006/customXml" ds:itemID="{D5619DE3-D803-4D58-9404-86C523EFA0BB}">
+  <ds:schemaRefs>
+    <ds:schemaRef ds:uri="http://schemas.microsoft.com/sharepoint/v3/contenttype/forms"/>
+  </ds:schemaRefs>
+</ds:datastoreItem>
 </file>